--- a/technical_document/docx/01_architecture/DOC-01-ARCH-05_Statutory_Financial_Arithmetic_and_Ledger_Accounting.docx
+++ b/technical_document/docx/01_architecture/DOC-01-ARCH-05_Statutory_Financial_Arithmetic_and_Ledger_Accounting.docx
@@ -1654,6 +1654,58 @@
           </w:p>
         </w:tc>
       </w:tr>
+      <w:tr>
+        <w:tc>
+          <w:tcPr>
+            <w:tcW w:type="dxa" w:w="1872"/>
+          </w:tcPr>
+          <w:p>
+            <w:r>
+              <w:t>3.1.0</w:t>
+            </w:r>
+          </w:p>
+        </w:tc>
+        <w:tc>
+          <w:tcPr>
+            <w:tcW w:type="dxa" w:w="1872"/>
+          </w:tcPr>
+          <w:p>
+            <w:r>
+              <w:t>October 2026</w:t>
+            </w:r>
+          </w:p>
+        </w:tc>
+        <w:tc>
+          <w:tcPr>
+            <w:tcW w:type="dxa" w:w="1872"/>
+          </w:tcPr>
+          <w:p>
+            <w:r>
+              <w:t>Independent Forensic Re-audit</w:t>
+            </w:r>
+          </w:p>
+        </w:tc>
+        <w:tc>
+          <w:tcPr>
+            <w:tcW w:type="dxa" w:w="1872"/>
+          </w:tcPr>
+          <w:p>
+            <w:r>
+              <w:t>Factual corrections per audit/docx_forensic_audit_2026-10-08.md</w:t>
+            </w:r>
+          </w:p>
+        </w:tc>
+        <w:tc>
+          <w:tcPr>
+            <w:tcW w:type="dxa" w:w="1872"/>
+          </w:tcPr>
+          <w:p>
+            <w:r>
+              <w:t>Applied</w:t>
+            </w:r>
+          </w:p>
+        </w:tc>
+      </w:tr>
     </w:tbl>
     <w:p>
       <w:pPr>
@@ -1869,7 +1921,7 @@
           <w:color w:val="003366"/>
           <w:sz w:val="19"/>
         </w:rPr>
-        <w:t xml:space="preserve">2. </w:t>
+        <w:t>2. Intermediate Calculation Arithmetic: All interest rates, loan amortizations, and provisioning calculations utilize java.math.BigDecimal with an exact precision scale of 6 decimal places, applying RoundingMode.HALF_EVEN (banker's rounding — the statutory MoneyMath mode) before converting back to integer poisha.</w:t>
       </w:r>
       <w:r>
         <w:rPr>
@@ -1878,7 +1930,6 @@
           <w:color w:val="2D3748"/>
           <w:sz w:val="19"/>
         </w:rPr>
-        <w:t>Intermediate Calculation Arithmetic:</w:t>
       </w:r>
       <w:r>
         <w:rPr>
@@ -1886,7 +1937,6 @@
           <w:color w:val="2D3748"/>
           <w:sz w:val="19"/>
         </w:rPr>
-        <w:t xml:space="preserve"> All interest rates, loan amortizations, and provisioning calculations utilize </w:t>
       </w:r>
       <w:r>
         <w:rPr>
@@ -1894,7 +1944,6 @@
           <w:color w:val="801515"/>
           <w:sz w:val="18"/>
         </w:rPr>
-        <w:t>java.math.BigDecimal</w:t>
       </w:r>
       <w:r>
         <w:rPr>
@@ -1902,7 +1951,6 @@
           <w:color w:val="2D3748"/>
           <w:sz w:val="19"/>
         </w:rPr>
-        <w:t xml:space="preserve"> with an exact precision scale of 6 decimal places, applying </w:t>
       </w:r>
       <w:r>
         <w:rPr>
@@ -1910,7 +1958,6 @@
           <w:color w:val="801515"/>
           <w:sz w:val="18"/>
         </w:rPr>
-        <w:t>RoundingMode.HALF_UP</w:t>
       </w:r>
       <w:r>
         <w:rPr>
@@ -1918,7 +1965,6 @@
           <w:color w:val="2D3748"/>
           <w:sz w:val="19"/>
         </w:rPr>
-        <w:t xml:space="preserve"> (Banker's rounding) before converting back to integer poisha.</w:t>
       </w:r>
     </w:p>
     <w:p>
@@ -2979,7 +3025,7 @@
                 <w:color w:val="2D3748"/>
                 <w:sz w:val="17"/>
               </w:rPr>
-              <w:t>Branch Manager</w:t>
+              <w:t>Branch Officer (L1)</w:t>
             </w:r>
           </w:p>
         </w:tc>
@@ -3011,7 +3057,7 @@
                 <w:color w:val="2D3748"/>
                 <w:sz w:val="17"/>
               </w:rPr>
-              <w:t>Up to BDT 1,000,000</w:t>
+              <w:t>Up to BDT 500,000</w:t>
             </w:r>
           </w:p>
         </w:tc>
@@ -3043,7 +3089,7 @@
                 <w:color w:val="2D3748"/>
                 <w:sz w:val="17"/>
               </w:rPr>
-              <w:t>Up to BDT 200,000</w:t>
+              <w:t>per bank policy</w:t>
             </w:r>
           </w:p>
         </w:tc>
@@ -3375,7 +3421,7 @@
                 <w:color w:val="2D3748"/>
                 <w:sz w:val="17"/>
               </w:rPr>
-              <w:t>Up to BDT 1,000,000</w:t>
+              <w:t>Up to BDT 500,000</w:t>
             </w:r>
           </w:p>
         </w:tc>
@@ -5611,6 +5657,19 @@
         <w:t>— End of Statutory Financial Arithmetic &amp; Banking Accounting Specification —</w:t>
       </w:r>
     </w:p>
+    <w:p>
+      <w:r>
+        <w:rPr>
+          <w:b/>
+        </w:rPr>
+        <w:t>Addendum — v3.1.0 corrections (Independent Forensic Re-audit, 8 October 2026)</w:t>
+      </w:r>
+    </w:p>
+    <w:p>
+      <w:r>
+        <w:t>§4 delegation table superseded (v3.1.0): the authoritative ladder is the seeded 7-level ulms.approval_band (V2__origination_workflow.sql): L1 Branch Officer ≤ ৳5 Lakh; L2 Branch Manager ≤ ৳10 Lakh; L3 Regional Manager ≤ ৳25 Lakh; L4 Divisional Head ≤ ৳50 Lakh; L5 Head of Credit ≤ ৳2.5 Crore; L6 Credit Committee ≤ ৳10 Crore; L7 Managing Director &gt; ৳10 Crore. The tiered table above is retained as historical draft context only. Rounding mode corrected to HALF_EVEN (banker's rounding).</w:t>
+      </w:r>
+    </w:p>
     <w:sectPr>
       <w:headerReference w:type="default" r:id="rId9"/>
       <w:footerReference w:type="default" r:id="rId10"/>
